--- a/documents/BMC_HSR/regional_anaesthesia_tables_BMC_HSR_EN.docx
+++ b/documents/BMC_HSR/regional_anaesthesia_tables_BMC_HSR_EN.docx
@@ -12,7 +12,7 @@
           <w:b/>
           <w:sz w:val="24"/>
         </w:rPr>
-        <w:t>Table 1. Distribution of standardised claim ratios across 335 secondary medical areas (national average = 100), fiscal year 2022</w:t>
+        <w:t>Table 1. Distribution of standardised claim ratios across 335 secondary medical areas, fiscal year 2022</w:t>
       </w:r>
     </w:p>
     <w:tbl>
@@ -583,7 +583,7 @@
           <w:i/>
           <w:sz w:val="20"/>
         </w:rPr>
-        <w:t>SD, standard deviation; IQR, interquartile range; CV, coefficient of variation. L008 = closed-circuit general anaesthesia; L002 = epidural anaesthesia as main technique; L003 = continuous epidural infusion, largely billed as an adjunct to general anaesthesia; L004 = spinal anaesthesia. Areas with low claim volume are masked by the data provider and appear as missing values; the n column reflects the number of secondary medical areas with non-missing values for each code.</w:t>
+        <w:t>National average = 100. SD, standard deviation; IQR, interquartile range; CV, coefficient of variation. L008 = closed-circuit general anaesthesia; L002 = epidural anaesthesia as main technique; L003 = continuous epidural infusion, largely billed as an adjunct to general anaesthesia; L004 = spinal anaesthesia. Areas with low claim volume are masked by the data provider and appear as missing values; the n column reflects the number of secondary medical areas with non-missing values for each code.</w:t>
       </w:r>
     </w:p>
     <w:p>
@@ -596,7 +596,7 @@
           <w:b/>
           <w:sz w:val="24"/>
         </w:rPr>
-        <w:t>Table 2. Multilevel linear mixed model results: standardised claim ratio as outcome, prefecture as random intercept</w:t>
+        <w:t>Table 2. Multilevel model results: standardised claim ratio as outcome, prefecture as random intercept</w:t>
       </w:r>
     </w:p>
     <w:tbl>

--- a/documents/BMC_HSR/regional_anaesthesia_tables_BMC_HSR_EN.docx
+++ b/documents/BMC_HSR/regional_anaesthesia_tables_BMC_HSR_EN.docx
@@ -263,113 +263,6 @@
                 <w:rFonts w:ascii="Times New Roman" w:hAnsi="Times New Roman"/>
                 <w:sz w:val="22"/>
               </w:rPr>
-              <w:t>L004</w:t>
-            </w:r>
-          </w:p>
-        </w:tc>
-        <w:tc>
-          <w:tcPr>
-            <w:tcW w:type="dxa" w:w="2081"/>
-          </w:tcPr>
-          <w:p>
-            <w:r/>
-            <w:r>
-              <w:rPr>
-                <w:rFonts w:ascii="Times New Roman" w:hAnsi="Times New Roman"/>
-                <w:sz w:val="22"/>
-              </w:rPr>
-              <w:t>334</w:t>
-            </w:r>
-          </w:p>
-        </w:tc>
-        <w:tc>
-          <w:tcPr>
-            <w:tcW w:type="dxa" w:w="2081"/>
-          </w:tcPr>
-          <w:p>
-            <w:r/>
-            <w:r>
-              <w:rPr>
-                <w:rFonts w:ascii="Times New Roman" w:hAnsi="Times New Roman"/>
-                <w:sz w:val="22"/>
-              </w:rPr>
-              <w:t>93.8 (53.3)</w:t>
-            </w:r>
-          </w:p>
-        </w:tc>
-        <w:tc>
-          <w:tcPr>
-            <w:tcW w:type="dxa" w:w="2081"/>
-          </w:tcPr>
-          <w:p>
-            <w:r/>
-            <w:r>
-              <w:rPr>
-                <w:rFonts w:ascii="Times New Roman" w:hAnsi="Times New Roman"/>
-                <w:sz w:val="22"/>
-              </w:rPr>
-              <w:t>84.6 (55.8–127.4)</w:t>
-            </w:r>
-          </w:p>
-        </w:tc>
-        <w:tc>
-          <w:tcPr>
-            <w:tcW w:type="dxa" w:w="2081"/>
-          </w:tcPr>
-          <w:p>
-            <w:r/>
-            <w:r>
-              <w:rPr>
-                <w:rFonts w:ascii="Times New Roman" w:hAnsi="Times New Roman"/>
-                <w:sz w:val="22"/>
-              </w:rPr>
-              <w:t>1.0</w:t>
-            </w:r>
-          </w:p>
-        </w:tc>
-        <w:tc>
-          <w:tcPr>
-            <w:tcW w:type="dxa" w:w="2081"/>
-          </w:tcPr>
-          <w:p>
-            <w:r/>
-            <w:r>
-              <w:rPr>
-                <w:rFonts w:ascii="Times New Roman" w:hAnsi="Times New Roman"/>
-                <w:sz w:val="22"/>
-              </w:rPr>
-              <w:t>346.5</w:t>
-            </w:r>
-          </w:p>
-        </w:tc>
-        <w:tc>
-          <w:tcPr>
-            <w:tcW w:type="dxa" w:w="2081"/>
-          </w:tcPr>
-          <w:p>
-            <w:r/>
-            <w:r>
-              <w:rPr>
-                <w:rFonts w:ascii="Times New Roman" w:hAnsi="Times New Roman"/>
-                <w:sz w:val="22"/>
-              </w:rPr>
-              <w:t>56.8</w:t>
-            </w:r>
-          </w:p>
-        </w:tc>
-      </w:tr>
-      <w:tr>
-        <w:tc>
-          <w:tcPr>
-            <w:tcW w:type="dxa" w:w="2081"/>
-          </w:tcPr>
-          <w:p>
-            <w:r/>
-            <w:r>
-              <w:rPr>
-                <w:rFonts w:ascii="Times New Roman" w:hAnsi="Times New Roman"/>
-                <w:sz w:val="22"/>
-              </w:rPr>
               <w:t>L002</w:t>
             </w:r>
           </w:p>
@@ -568,6 +461,113 @@
                 <w:sz w:val="22"/>
               </w:rPr>
               <w:t>65.0</w:t>
+            </w:r>
+          </w:p>
+        </w:tc>
+      </w:tr>
+      <w:tr>
+        <w:tc>
+          <w:tcPr>
+            <w:tcW w:type="dxa" w:w="2081"/>
+          </w:tcPr>
+          <w:p>
+            <w:r/>
+            <w:r>
+              <w:rPr>
+                <w:rFonts w:ascii="Times New Roman" w:hAnsi="Times New Roman"/>
+                <w:sz w:val="22"/>
+              </w:rPr>
+              <w:t>L004</w:t>
+            </w:r>
+          </w:p>
+        </w:tc>
+        <w:tc>
+          <w:tcPr>
+            <w:tcW w:type="dxa" w:w="2081"/>
+          </w:tcPr>
+          <w:p>
+            <w:r/>
+            <w:r>
+              <w:rPr>
+                <w:rFonts w:ascii="Times New Roman" w:hAnsi="Times New Roman"/>
+                <w:sz w:val="22"/>
+              </w:rPr>
+              <w:t>334</w:t>
+            </w:r>
+          </w:p>
+        </w:tc>
+        <w:tc>
+          <w:tcPr>
+            <w:tcW w:type="dxa" w:w="2081"/>
+          </w:tcPr>
+          <w:p>
+            <w:r/>
+            <w:r>
+              <w:rPr>
+                <w:rFonts w:ascii="Times New Roman" w:hAnsi="Times New Roman"/>
+                <w:sz w:val="22"/>
+              </w:rPr>
+              <w:t>93.8 (53.3)</w:t>
+            </w:r>
+          </w:p>
+        </w:tc>
+        <w:tc>
+          <w:tcPr>
+            <w:tcW w:type="dxa" w:w="2081"/>
+          </w:tcPr>
+          <w:p>
+            <w:r/>
+            <w:r>
+              <w:rPr>
+                <w:rFonts w:ascii="Times New Roman" w:hAnsi="Times New Roman"/>
+                <w:sz w:val="22"/>
+              </w:rPr>
+              <w:t>84.6 (55.8–127.4)</w:t>
+            </w:r>
+          </w:p>
+        </w:tc>
+        <w:tc>
+          <w:tcPr>
+            <w:tcW w:type="dxa" w:w="2081"/>
+          </w:tcPr>
+          <w:p>
+            <w:r/>
+            <w:r>
+              <w:rPr>
+                <w:rFonts w:ascii="Times New Roman" w:hAnsi="Times New Roman"/>
+                <w:sz w:val="22"/>
+              </w:rPr>
+              <w:t>1.0</w:t>
+            </w:r>
+          </w:p>
+        </w:tc>
+        <w:tc>
+          <w:tcPr>
+            <w:tcW w:type="dxa" w:w="2081"/>
+          </w:tcPr>
+          <w:p>
+            <w:r/>
+            <w:r>
+              <w:rPr>
+                <w:rFonts w:ascii="Times New Roman" w:hAnsi="Times New Roman"/>
+                <w:sz w:val="22"/>
+              </w:rPr>
+              <w:t>346.5</w:t>
+            </w:r>
+          </w:p>
+        </w:tc>
+        <w:tc>
+          <w:tcPr>
+            <w:tcW w:type="dxa" w:w="2081"/>
+          </w:tcPr>
+          <w:p>
+            <w:r/>
+            <w:r>
+              <w:rPr>
+                <w:rFonts w:ascii="Times New Roman" w:hAnsi="Times New Roman"/>
+                <w:sz w:val="22"/>
+              </w:rPr>
+              <w:t>56.8</w:t>
             </w:r>
           </w:p>
         </w:tc>
@@ -783,83 +783,6 @@
                 <w:rFonts w:ascii="Times New Roman" w:hAnsi="Times New Roman"/>
                 <w:sz w:val="22"/>
               </w:rPr>
-              <w:t>L004</w:t>
-            </w:r>
-          </w:p>
-        </w:tc>
-        <w:tc>
-          <w:tcPr>
-            <w:tcW w:type="dxa" w:w="2914"/>
-          </w:tcPr>
-          <w:p>
-            <w:r/>
-            <w:r>
-              <w:rPr>
-                <w:rFonts w:ascii="Times New Roman" w:hAnsi="Times New Roman"/>
-                <w:sz w:val="22"/>
-              </w:rPr>
-              <w:t>0.343</w:t>
-            </w:r>
-          </w:p>
-        </w:tc>
-        <w:tc>
-          <w:tcPr>
-            <w:tcW w:type="dxa" w:w="2914"/>
-          </w:tcPr>
-          <w:p>
-            <w:r/>
-            <w:r>
-              <w:rPr>
-                <w:rFonts w:ascii="Times New Roman" w:hAnsi="Times New Roman"/>
-                <w:sz w:val="22"/>
-              </w:rPr>
-              <w:t>+23.0 (11.0 to 35.1)</w:t>
-            </w:r>
-          </w:p>
-        </w:tc>
-        <w:tc>
-          <w:tcPr>
-            <w:tcW w:type="dxa" w:w="2914"/>
-          </w:tcPr>
-          <w:p>
-            <w:r/>
-            <w:r>
-              <w:rPr>
-                <w:rFonts w:ascii="Times New Roman" w:hAnsi="Times New Roman"/>
-                <w:sz w:val="22"/>
-              </w:rPr>
-              <w:t>&lt;0.001</w:t>
-            </w:r>
-          </w:p>
-        </w:tc>
-        <w:tc>
-          <w:tcPr>
-            <w:tcW w:type="dxa" w:w="2914"/>
-          </w:tcPr>
-          <w:p>
-            <w:r/>
-            <w:r>
-              <w:rPr>
-                <w:rFonts w:ascii="Times New Roman" w:hAnsi="Times New Roman"/>
-                <w:sz w:val="22"/>
-              </w:rPr>
-              <w:t>0.020</w:t>
-            </w:r>
-          </w:p>
-        </w:tc>
-      </w:tr>
-      <w:tr>
-        <w:tc>
-          <w:tcPr>
-            <w:tcW w:type="dxa" w:w="2914"/>
-          </w:tcPr>
-          <w:p>
-            <w:r/>
-            <w:r>
-              <w:rPr>
-                <w:rFonts w:ascii="Times New Roman" w:hAnsi="Times New Roman"/>
-                <w:sz w:val="22"/>
-              </w:rPr>
               <w:t>L002</w:t>
             </w:r>
           </w:p>
@@ -998,6 +921,83 @@
                 <w:sz w:val="22"/>
               </w:rPr>
               <w:t>0.162</w:t>
+            </w:r>
+          </w:p>
+        </w:tc>
+      </w:tr>
+      <w:tr>
+        <w:tc>
+          <w:tcPr>
+            <w:tcW w:type="dxa" w:w="2914"/>
+          </w:tcPr>
+          <w:p>
+            <w:r/>
+            <w:r>
+              <w:rPr>
+                <w:rFonts w:ascii="Times New Roman" w:hAnsi="Times New Roman"/>
+                <w:sz w:val="22"/>
+              </w:rPr>
+              <w:t>L004</w:t>
+            </w:r>
+          </w:p>
+        </w:tc>
+        <w:tc>
+          <w:tcPr>
+            <w:tcW w:type="dxa" w:w="2914"/>
+          </w:tcPr>
+          <w:p>
+            <w:r/>
+            <w:r>
+              <w:rPr>
+                <w:rFonts w:ascii="Times New Roman" w:hAnsi="Times New Roman"/>
+                <w:sz w:val="22"/>
+              </w:rPr>
+              <w:t>0.343</w:t>
+            </w:r>
+          </w:p>
+        </w:tc>
+        <w:tc>
+          <w:tcPr>
+            <w:tcW w:type="dxa" w:w="2914"/>
+          </w:tcPr>
+          <w:p>
+            <w:r/>
+            <w:r>
+              <w:rPr>
+                <w:rFonts w:ascii="Times New Roman" w:hAnsi="Times New Roman"/>
+                <w:sz w:val="22"/>
+              </w:rPr>
+              <w:t>+23.0 (11.0 to 35.1)</w:t>
+            </w:r>
+          </w:p>
+        </w:tc>
+        <w:tc>
+          <w:tcPr>
+            <w:tcW w:type="dxa" w:w="2914"/>
+          </w:tcPr>
+          <w:p>
+            <w:r/>
+            <w:r>
+              <w:rPr>
+                <w:rFonts w:ascii="Times New Roman" w:hAnsi="Times New Roman"/>
+                <w:sz w:val="22"/>
+              </w:rPr>
+              <w:t>&lt;0.001</w:t>
+            </w:r>
+          </w:p>
+        </w:tc>
+        <w:tc>
+          <w:tcPr>
+            <w:tcW w:type="dxa" w:w="2914"/>
+          </w:tcPr>
+          <w:p>
+            <w:r/>
+            <w:r>
+              <w:rPr>
+                <w:rFonts w:ascii="Times New Roman" w:hAnsi="Times New Roman"/>
+                <w:sz w:val="22"/>
+              </w:rPr>
+              <w:t>0.020</w:t>
             </w:r>
           </w:p>
         </w:tc>
